--- a/Письмо_ООТ_кислород_лазерный_станок.docx
+++ b/Письмо_ООТ_кислород_лазерный_станок.docx
@@ -112,7 +112,33 @@
           <w:b w:val="false"/>
           <w:bCs w:val="false"/>
         </w:rPr>
-        <w:t xml:space="preserve">Информация о допустимости не более двух баллонов соответствует требованиям </w:t>
+        <w:t xml:space="preserve">Информация о допустимости не более двух баллонов соответствует п. 574 ФНП «Правила промышленной безопасности при использовании оборудования, работающего под избыточным давлением» (утв. приказом Ростехнадзора № 536 от 15.12.2020): на месте потребления допускается индивидуальная баллонная установка — не более двух баллонов каждого вида газа (один рабочий, другой резервный).</w:t>
+      </w:r>
+    </w:p>
+    <w:p>
+      <w:pPr>
+        <w:spacing w:after="120"/>
+        <w:jc w:val="both"/>
+      </w:pPr>
+      <w:r>
+        <w:rPr>
+          <w:b w:val="false"/>
+          <w:bCs w:val="false"/>
+        </w:rPr>
+        <w:t xml:space="preserve">Обязательное условие того же пункта — размещение в соответствии с планом (проектом) размещения оборудования. Без такого плана (проекта) размещение баллонов на производстве не допускается. Кроме того, эксплуатация баллонов должна осуществляться по утверждённой инструкции организации (п. 572 ФНП), а работники, обслуживающие баллоны, должны пройти проверку знаний инструкции и иметь удостоверение о допуске к самостоятельной работе (п. 573 ФНП). Требования к месту установки — п. 575, 576, 578 ФНП.</w:t>
+      </w:r>
+    </w:p>
+    <w:p>
+      <w:pPr>
+        <w:spacing w:after="120"/>
+        <w:jc w:val="both"/>
+      </w:pPr>
+      <w:r>
+        <w:rPr>
+          <w:b w:val="false"/>
+          <w:bCs w:val="false"/>
+        </w:rPr>
+        <w:t xml:space="preserve">Кроме того, согласно п. 2.4 Договора № Р-16-08.2026 и п. 2.4 Договора № 232/2026 </w:t>
       </w:r>
       <w:r>
         <w:rPr>
@@ -121,48 +147,6 @@
           <w:highlight w:val="yellow"/>
           <w:highlightCs w:val="yellow"/>
         </w:rPr>
-        <w:t xml:space="preserve">п. ___</w:t>
-      </w:r>
-      <w:r>
-        <w:rPr>
-          <w:b w:val="false"/>
-          <w:bCs w:val="false"/>
-        </w:rPr>
-        <w:t xml:space="preserve"> ФНП «Правила промышленной безопасности при использовании оборудования, работающего под избыточным давлением» (утв. приказом Ростехнадзора № 536 от 15.12.2020): на месте потребления допускается индивидуальная баллонная установка — не более двух баллонов каждого вида газа (один рабочий, другой резервный).</w:t>
-      </w:r>
-    </w:p>
-    <w:p>
-      <w:pPr>
-        <w:spacing w:after="120"/>
-        <w:jc w:val="both"/>
-      </w:pPr>
-      <w:r>
-        <w:rPr>
-          <w:b w:val="false"/>
-          <w:bCs w:val="false"/>
-        </w:rPr>
-        <w:t xml:space="preserve">Обязательное условие — размещение в соответствии с утверждённым планом (проектом) размещения оборудования с учётом требований пожарной безопасности. Без такого плана (проекта) размещение баллонов на производстве не допускается.</w:t>
-      </w:r>
-    </w:p>
-    <w:p>
-      <w:pPr>
-        <w:spacing w:after="120"/>
-        <w:jc w:val="both"/>
-      </w:pPr>
-      <w:r>
-        <w:rPr>
-          <w:b w:val="false"/>
-          <w:bCs w:val="false"/>
-        </w:rPr>
-        <w:t xml:space="preserve">Кроме того, согласно п. 2.4 Договора № Р-16-08.2026 и п. 2.4 Договора № 232/2026 </w:t>
-      </w:r>
-      <w:r>
-        <w:rPr>
-          <w:b w:val="false"/>
-          <w:bCs w:val="false"/>
-          <w:highlight w:val="yellow"/>
-          <w:highlightCs w:val="yellow"/>
-        </w:rPr>
         <w:t xml:space="preserve">(проверить формулировку)</w:t>
       </w:r>
       <w:r>
@@ -249,7 +233,7 @@
           <w:b w:val="false"/>
           <w:bCs w:val="false"/>
         </w:rPr>
-        <w:t xml:space="preserve">технологической документации на выполняемую операцию;</w:t>
+        <w:t xml:space="preserve">технологической документации на выполняемую операцию и инструкции по эксплуатации баллонов (п. 572 ФНП);</w:t>
       </w:r>
     </w:p>
     <w:p>
@@ -285,7 +269,7 @@
           <w:b w:val="false"/>
           <w:bCs w:val="false"/>
         </w:rPr>
-        <w:t xml:space="preserve">обученного и проинструктированного персонала.</w:t>
+        <w:t xml:space="preserve">обученного персонала с удостоверениями о допуске к самостоятельной работе с баллонами (п. 573 ФНП).</w:t>
       </w:r>
     </w:p>
     <w:p>
